--- a/0.docx
+++ b/0.docx
@@ -6,7 +6,7 @@
       <w:pPr>
         <w:pStyle w:val="Heading1"/>
       </w:pPr>
-      <w:bookmarkStart w:id="0" w:name="_Toc222355886"/>
+      <w:bookmarkStart w:id="0" w:name="_Toc222489797"/>
       <w:r>
         <w:t>0. Project</w:t>
       </w:r>
@@ -14,7 +14,7 @@
     </w:p>
     <w:sdt>
       <w:sdtPr>
-        <w:id w:val="-1247651072"/>
+        <w:id w:val="181174052"/>
         <w:docPartObj>
           <w:docPartGallery w:val="Table of Contents"/>
           <w:docPartUnique/>
@@ -64,7 +64,7 @@
           <w:r>
             <w:fldChar w:fldCharType="separate"/>
           </w:r>
-          <w:hyperlink w:anchor="_Toc222355886" w:history="1">
+          <w:hyperlink w:anchor="_Toc222489797" w:history="1">
             <w:r>
               <w:rPr>
                 <w:rStyle w:val="Hyperlink"/>
@@ -91,7 +91,7 @@
                 <w:noProof/>
                 <w:webHidden/>
               </w:rPr>
-              <w:instrText xml:space="preserve"> PAGEREF _Toc222355886 \h </w:instrText>
+              <w:instrText xml:space="preserve"> PAGEREF _Toc222489797 \h </w:instrText>
             </w:r>
             <w:r>
               <w:rPr>
@@ -135,7 +135,7 @@
               <w:lang w:eastAsia="en-IN"/>
             </w:rPr>
           </w:pPr>
-          <w:hyperlink w:anchor="_Toc222355887" w:history="1">
+          <w:hyperlink w:anchor="_Toc222489798" w:history="1">
             <w:r>
               <w:rPr>
                 <w:rStyle w:val="Hyperlink"/>
@@ -177,7 +177,7 @@
                 <w:noProof/>
                 <w:webHidden/>
               </w:rPr>
-              <w:instrText xml:space="preserve"> PAGEREF _Toc222355887 \h </w:instrText>
+              <w:instrText xml:space="preserve"> PAGEREF _Toc222489798 \h </w:instrText>
             </w:r>
             <w:r>
               <w:rPr>
@@ -220,7 +220,7 @@
               <w:lang w:eastAsia="en-IN"/>
             </w:rPr>
           </w:pPr>
-          <w:hyperlink w:anchor="_Toc222355888" w:history="1">
+          <w:hyperlink w:anchor="_Toc222489799" w:history="1">
             <w:r>
               <w:rPr>
                 <w:rStyle w:val="Hyperlink"/>
@@ -247,7 +247,7 @@
                 <w:noProof/>
                 <w:webHidden/>
               </w:rPr>
-              <w:instrText xml:space="preserve"> PAGEREF _Toc222355888 \h </w:instrText>
+              <w:instrText xml:space="preserve"> PAGEREF _Toc222489799 \h </w:instrText>
             </w:r>
             <w:r>
               <w:rPr>
@@ -290,7 +290,7 @@
               <w:lang w:eastAsia="en-IN"/>
             </w:rPr>
           </w:pPr>
-          <w:hyperlink w:anchor="_Toc222355889" w:history="1">
+          <w:hyperlink w:anchor="_Toc222489800" w:history="1">
             <w:r>
               <w:rPr>
                 <w:rStyle w:val="Hyperlink"/>
@@ -317,7 +317,7 @@
                 <w:noProof/>
                 <w:webHidden/>
               </w:rPr>
-              <w:instrText xml:space="preserve"> PAGEREF _Toc222355889 \h </w:instrText>
+              <w:instrText xml:space="preserve"> PAGEREF _Toc222489800 \h </w:instrText>
             </w:r>
             <w:r>
               <w:rPr>
@@ -360,7 +360,7 @@
               <w:lang w:eastAsia="en-IN"/>
             </w:rPr>
           </w:pPr>
-          <w:hyperlink w:anchor="_Toc222355890" w:history="1">
+          <w:hyperlink w:anchor="_Toc222489801" w:history="1">
             <w:r>
               <w:rPr>
                 <w:rStyle w:val="Hyperlink"/>
@@ -387,7 +387,7 @@
                 <w:noProof/>
                 <w:webHidden/>
               </w:rPr>
-              <w:instrText xml:space="preserve"> PAGEREF _Toc222355890 \h </w:instrText>
+              <w:instrText xml:space="preserve"> PAGEREF _Toc222489801 \h </w:instrText>
             </w:r>
             <w:r>
               <w:rPr>
@@ -430,7 +430,7 @@
               <w:lang w:eastAsia="en-IN"/>
             </w:rPr>
           </w:pPr>
-          <w:hyperlink w:anchor="_Toc222355891" w:history="1">
+          <w:hyperlink w:anchor="_Toc222489802" w:history="1">
             <w:r>
               <w:rPr>
                 <w:rStyle w:val="Hyperlink"/>
@@ -457,7 +457,7 @@
                 <w:noProof/>
                 <w:webHidden/>
               </w:rPr>
-              <w:instrText xml:space="preserve"> PAGEREF _Toc222355891 \h </w:instrText>
+              <w:instrText xml:space="preserve"> PAGEREF _Toc222489802 \h </w:instrText>
             </w:r>
             <w:r>
               <w:rPr>
@@ -500,7 +500,7 @@
               <w:lang w:eastAsia="en-IN"/>
             </w:rPr>
           </w:pPr>
-          <w:hyperlink w:anchor="_Toc222355892" w:history="1">
+          <w:hyperlink w:anchor="_Toc222489803" w:history="1">
             <w:r>
               <w:rPr>
                 <w:rStyle w:val="Hyperlink"/>
@@ -527,7 +527,7 @@
                 <w:noProof/>
                 <w:webHidden/>
               </w:rPr>
-              <w:instrText xml:space="preserve"> PAGEREF _Toc222355892 \h </w:instrText>
+              <w:instrText xml:space="preserve"> PAGEREF _Toc222489803 \h </w:instrText>
             </w:r>
             <w:r>
               <w:rPr>
@@ -570,7 +570,7 @@
               <w:lang w:eastAsia="en-IN"/>
             </w:rPr>
           </w:pPr>
-          <w:hyperlink w:anchor="_Toc222355893" w:history="1">
+          <w:hyperlink w:anchor="_Toc222489804" w:history="1">
             <w:r>
               <w:rPr>
                 <w:rStyle w:val="Hyperlink"/>
@@ -597,7 +597,7 @@
                 <w:noProof/>
                 <w:webHidden/>
               </w:rPr>
-              <w:instrText xml:space="preserve"> PAGEREF _Toc222355893 \h </w:instrText>
+              <w:instrText xml:space="preserve"> PAGEREF _Toc222489804 \h </w:instrText>
             </w:r>
             <w:r>
               <w:rPr>
@@ -617,7 +617,7 @@
                 <w:noProof/>
                 <w:webHidden/>
               </w:rPr>
-              <w:t>2</w:t>
+              <w:t>3</w:t>
             </w:r>
             <w:r>
               <w:rPr>
@@ -640,7 +640,7 @@
               <w:lang w:eastAsia="en-IN"/>
             </w:rPr>
           </w:pPr>
-          <w:hyperlink w:anchor="_Toc222355894" w:history="1">
+          <w:hyperlink w:anchor="_Toc222489805" w:history="1">
             <w:r>
               <w:rPr>
                 <w:rStyle w:val="Hyperlink"/>
@@ -667,7 +667,7 @@
                 <w:noProof/>
                 <w:webHidden/>
               </w:rPr>
-              <w:instrText xml:space="preserve"> PAGEREF _Toc222355894 \h </w:instrText>
+              <w:instrText xml:space="preserve"> PAGEREF _Toc222489805 \h </w:instrText>
             </w:r>
             <w:r>
               <w:rPr>
@@ -687,7 +687,77 @@
                 <w:noProof/>
                 <w:webHidden/>
               </w:rPr>
-              <w:t>2</w:t>
+              <w:t>3</w:t>
+            </w:r>
+            <w:r>
+              <w:rPr>
+                <w:noProof/>
+                <w:webHidden/>
+              </w:rPr>
+              <w:fldChar w:fldCharType="end"/>
+            </w:r>
+          </w:hyperlink>
+        </w:p>
+        <w:p>
+          <w:pPr>
+            <w:pStyle w:val="TOC2"/>
+            <w:tabs>
+              <w:tab w:val="right" w:leader="dot" w:pos="9016"/>
+            </w:tabs>
+            <w:rPr>
+              <w:rFonts w:eastAsiaTheme="minorEastAsia"/>
+              <w:noProof/>
+              <w:lang w:eastAsia="en-IN"/>
+            </w:rPr>
+          </w:pPr>
+          <w:hyperlink w:anchor="_Toc222489806" w:history="1">
+            <w:r>
+              <w:rPr>
+                <w:rStyle w:val="Hyperlink"/>
+                <w:noProof/>
+              </w:rPr>
+              <w:t>3 Remaining testing</w:t>
+            </w:r>
+            <w:r>
+              <w:rPr>
+                <w:noProof/>
+                <w:webHidden/>
+              </w:rPr>
+              <w:tab/>
+            </w:r>
+            <w:r>
+              <w:rPr>
+                <w:noProof/>
+                <w:webHidden/>
+              </w:rPr>
+              <w:fldChar w:fldCharType="begin"/>
+            </w:r>
+            <w:r>
+              <w:rPr>
+                <w:noProof/>
+                <w:webHidden/>
+              </w:rPr>
+              <w:instrText xml:space="preserve"> PAGEREF _Toc222489806 \h </w:instrText>
+            </w:r>
+            <w:r>
+              <w:rPr>
+                <w:noProof/>
+                <w:webHidden/>
+              </w:rPr>
+            </w:r>
+            <w:r>
+              <w:rPr>
+                <w:noProof/>
+                <w:webHidden/>
+              </w:rPr>
+              <w:fldChar w:fldCharType="separate"/>
+            </w:r>
+            <w:r>
+              <w:rPr>
+                <w:noProof/>
+                <w:webHidden/>
+              </w:rPr>
+              <w:t>6</w:t>
             </w:r>
             <w:r>
               <w:rPr>
@@ -718,7 +788,7 @@
           <w:numId w:val="1"/>
         </w:numPr>
       </w:pPr>
-      <w:bookmarkStart w:id="1" w:name="_Toc222355887"/>
+      <w:bookmarkStart w:id="1" w:name="_Toc222489798"/>
       <w:r>
         <w:t>Introduction</w:t>
       </w:r>
@@ -728,7 +798,7 @@
       <w:pPr>
         <w:pStyle w:val="Heading2"/>
       </w:pPr>
-      <w:bookmarkStart w:id="2" w:name="_Toc222355888"/>
+      <w:bookmarkStart w:id="2" w:name="_Toc222489799"/>
       <w:r>
         <w:t>1.1 Problem Statement</w:t>
       </w:r>
@@ -738,7 +808,7 @@
       <w:pPr>
         <w:pStyle w:val="Heading2"/>
       </w:pPr>
-      <w:bookmarkStart w:id="3" w:name="_Toc222355889"/>
+      <w:bookmarkStart w:id="3" w:name="_Toc222489800"/>
       <w:r>
         <w:t>1.2 Scope</w:t>
       </w:r>
@@ -748,12 +818,9 @@
       <w:pPr>
         <w:pStyle w:val="Heading2"/>
       </w:pPr>
-      <w:bookmarkStart w:id="4" w:name="_Toc222355890"/>
-      <w:r>
-        <w:t>2. Architecture</w:t>
-      </w:r>
-      <w:r>
-        <w:t>-planning</w:t>
+      <w:bookmarkStart w:id="4" w:name="_Toc222489801"/>
+      <w:r>
+        <w:t>2. Architecture-planning</w:t>
       </w:r>
       <w:bookmarkEnd w:id="4"/>
     </w:p>
@@ -761,12 +828,9 @@
       <w:pPr>
         <w:pStyle w:val="Heading2"/>
       </w:pPr>
-      <w:bookmarkStart w:id="5" w:name="_Toc222355891"/>
-      <w:r>
-        <w:t xml:space="preserve">2.1 </w:t>
-      </w:r>
-      <w:r>
-        <w:t>Implementation</w:t>
+      <w:bookmarkStart w:id="5" w:name="_Toc222489802"/>
+      <w:r>
+        <w:t>2.1 Implementation</w:t>
       </w:r>
       <w:bookmarkEnd w:id="5"/>
       <w:r>
@@ -775,27 +839,14 @@
     </w:p>
     <w:p>
       <w:r>
-        <w:t xml:space="preserve">Using </w:t>
-      </w:r>
-      <w:proofErr w:type="spellStart"/>
-      <w:proofErr w:type="gramStart"/>
-      <w:r>
-        <w:t>pycharm</w:t>
-      </w:r>
-      <w:proofErr w:type="spellEnd"/>
-      <w:r>
-        <w:t>(</w:t>
-      </w:r>
-      <w:proofErr w:type="gramEnd"/>
-      <w:r>
-        <w:t>python 3.11) – Installing all the required packages written in       requirement.txt</w:t>
+        <w:t>Using pycharm(python 3.11) – Installing all the required packages written in       requirement.txt</w:t>
       </w:r>
     </w:p>
     <w:p>
       <w:pPr>
         <w:pStyle w:val="Heading2"/>
       </w:pPr>
-      <w:bookmarkStart w:id="6" w:name="_Toc222355892"/>
+      <w:bookmarkStart w:id="6" w:name="_Toc222489803"/>
       <w:r>
         <w:t>2.2 Folder Structure</w:t>
       </w:r>
@@ -805,13 +856,8 @@
       </w:r>
     </w:p>
     <w:p>
-      <w:proofErr w:type="spellStart"/>
-      <w:r>
-        <w:t>fitness_ai_backend</w:t>
-      </w:r>
-      <w:proofErr w:type="spellEnd"/>
-      <w:r>
-        <w:t>/</w:t>
+      <w:r>
+        <w:t>fitness_ai_backend/</w:t>
       </w:r>
     </w:p>
     <w:p>
@@ -838,6 +884,43 @@
     </w:p>
     <w:p>
       <w:r>
+        <w:t xml:space="preserve">          |_____api</w:t>
+      </w:r>
+    </w:p>
+    <w:p>
+      <w:r>
+        <w:t xml:space="preserve">           </w:t>
+      </w:r>
+      <w:r>
+        <w:t xml:space="preserve">       </w:t>
+      </w:r>
+      <w:r>
+        <w:t xml:space="preserve">  ______v1</w:t>
+      </w:r>
+    </w:p>
+    <w:p>
+      <w:r>
+        <w:lastRenderedPageBreak/>
+        <w:t xml:space="preserve">                       |__________endpoints</w:t>
+      </w:r>
+    </w:p>
+    <w:p>
+      <w:r>
+        <w:t xml:space="preserve">                                     |____________________auth.py</w:t>
+      </w:r>
+    </w:p>
+    <w:p>
+      <w:r>
+        <w:t xml:space="preserve">                                      |-------------------------profile.py</w:t>
+      </w:r>
+    </w:p>
+    <w:p>
+      <w:r>
+        <w:t xml:space="preserve">                                      |_______________body_measurement</w:t>
+      </w:r>
+    </w:p>
+    <w:p>
+      <w:r>
         <w:t xml:space="preserve">│   </w:t>
       </w:r>
       <w:r>
@@ -863,6 +946,21 @@
     </w:p>
     <w:p>
       <w:r>
+        <w:t xml:space="preserve">                ______security.py</w:t>
+      </w:r>
+    </w:p>
+    <w:p>
+      <w:r>
+        <w:t xml:space="preserve">               _______dependencies.py</w:t>
+      </w:r>
+    </w:p>
+    <w:p>
+      <w:r>
+        <w:t xml:space="preserve">             ________Token.py</w:t>
+      </w:r>
+    </w:p>
+    <w:p>
+      <w:r>
         <w:t xml:space="preserve">│   </w:t>
       </w:r>
       <w:r>
@@ -878,20 +976,156 @@
         <w:t>──</w:t>
       </w:r>
       <w:r>
-        <w:t xml:space="preserve"> </w:t>
-      </w:r>
-      <w:proofErr w:type="spellStart"/>
-      <w:r>
-        <w:t>api</w:t>
-      </w:r>
-      <w:proofErr w:type="spellEnd"/>
-      <w:r>
-        <w:t>/</w:t>
-      </w:r>
-    </w:p>
-    <w:p>
-      <w:r>
-        <w:lastRenderedPageBreak/>
+        <w:t xml:space="preserve"> models/</w:t>
+      </w:r>
+    </w:p>
+    <w:p>
+      <w:r>
+        <w:t xml:space="preserve">                   ______user.py</w:t>
+      </w:r>
+    </w:p>
+    <w:p>
+      <w:r>
+        <w:t xml:space="preserve">                  ______user_profile.py</w:t>
+      </w:r>
+    </w:p>
+    <w:p>
+      <w:r>
+        <w:t xml:space="preserve">        </w:t>
+      </w:r>
+      <w:r>
+        <w:t xml:space="preserve">       </w:t>
+      </w:r>
+      <w:r>
+        <w:t xml:space="preserve"> ________</w:t>
+      </w:r>
+      <w:r>
+        <w:t>body_measurements.py</w:t>
+      </w:r>
+      <w:r>
+        <w:t xml:space="preserve"> (full body </w:t>
+      </w:r>
+    </w:p>
+    <w:p>
+      <w:r>
+        <w:t xml:space="preserve">         </w:t>
+      </w:r>
+      <w:r>
+        <w:t xml:space="preserve">      </w:t>
+      </w:r>
+      <w:r>
+        <w:t>________</w:t>
+      </w:r>
+      <w:r>
+        <w:t>goal_settings.py</w:t>
+      </w:r>
+    </w:p>
+    <w:p>
+      <w:r>
+        <w:t xml:space="preserve">         </w:t>
+      </w:r>
+      <w:r>
+        <w:t xml:space="preserve">     </w:t>
+      </w:r>
+      <w:r>
+        <w:t>_________</w:t>
+      </w:r>
+      <w:r>
+        <w:t>health_records.py</w:t>
+      </w:r>
+    </w:p>
+    <w:p>
+      <w:r>
+        <w:t xml:space="preserve">        </w:t>
+      </w:r>
+      <w:r>
+        <w:t xml:space="preserve">      </w:t>
+      </w:r>
+      <w:r>
+        <w:t>_________</w:t>
+      </w:r>
+      <w:r>
+        <w:t>lifestyle_preferences.py</w:t>
+      </w:r>
+    </w:p>
+    <w:p>
+      <w:r>
+        <w:t xml:space="preserve">         </w:t>
+      </w:r>
+      <w:r>
+        <w:t xml:space="preserve">    </w:t>
+      </w:r>
+      <w:r>
+        <w:t>_______</w:t>
+      </w:r>
+      <w:r>
+        <w:t>behavior_engagement.py</w:t>
+      </w:r>
+    </w:p>
+    <w:p>
+      <w:r>
+        <w:t xml:space="preserve">          </w:t>
+      </w:r>
+      <w:r>
+        <w:t xml:space="preserve">   </w:t>
+      </w:r>
+      <w:r>
+        <w:t>________</w:t>
+      </w:r>
+      <w:r>
+        <w:t>subscriptions.py</w:t>
+      </w:r>
+    </w:p>
+    <w:p>
+      <w:r>
+        <w:t xml:space="preserve">         </w:t>
+      </w:r>
+      <w:r>
+        <w:t xml:space="preserve">    </w:t>
+      </w:r>
+      <w:r>
+        <w:t>________</w:t>
+      </w:r>
+      <w:r>
+        <w:t>health_risk_scores.py</w:t>
+      </w:r>
+    </w:p>
+    <w:p>
+      <w:r>
+        <w:t xml:space="preserve">         </w:t>
+      </w:r>
+      <w:r>
+        <w:t xml:space="preserve">   </w:t>
+      </w:r>
+      <w:r>
+        <w:t>________</w:t>
+      </w:r>
+      <w:r>
+        <w:t>productivity_scores.py</w:t>
+      </w:r>
+    </w:p>
+    <w:p>
+      <w:r>
+        <w:t>|      |-  schemas</w:t>
+      </w:r>
+    </w:p>
+    <w:p>
+      <w:r>
+        <w:t xml:space="preserve">              ____________auth.py</w:t>
+      </w:r>
+    </w:p>
+    <w:p>
+      <w:r>
+        <w:t xml:space="preserve">             _____________user_profile.py</w:t>
+      </w:r>
+    </w:p>
+    <w:p>
+      <w:r>
+        <w:t xml:space="preserve">                   _________body_mesurement.py</w:t>
+      </w:r>
+    </w:p>
+    <w:p>
+      <w:r>
         <w:t xml:space="preserve">│   </w:t>
       </w:r>
       <w:r>
@@ -907,151 +1141,6 @@
         <w:t>──</w:t>
       </w:r>
       <w:r>
-        <w:t xml:space="preserve"> models/</w:t>
-      </w:r>
-    </w:p>
-    <w:p>
-      <w:r>
-        <w:t xml:space="preserve">                   ______user.py</w:t>
-      </w:r>
-    </w:p>
-    <w:p>
-      <w:r>
-        <w:t xml:space="preserve">                  ______user_profile.py</w:t>
-      </w:r>
-    </w:p>
-    <w:p>
-      <w:r>
-        <w:t xml:space="preserve">        </w:t>
-      </w:r>
-      <w:r>
-        <w:t xml:space="preserve">       </w:t>
-      </w:r>
-      <w:r>
-        <w:t xml:space="preserve"> ________</w:t>
-      </w:r>
-      <w:r>
-        <w:t>body_measurements.py</w:t>
-      </w:r>
-      <w:r>
-        <w:t xml:space="preserve"> (full body </w:t>
-      </w:r>
-    </w:p>
-    <w:p>
-      <w:r>
-        <w:t xml:space="preserve">         </w:t>
-      </w:r>
-      <w:r>
-        <w:t xml:space="preserve">      </w:t>
-      </w:r>
-      <w:r>
-        <w:t>________</w:t>
-      </w:r>
-      <w:r>
-        <w:t>goal_settings.py</w:t>
-      </w:r>
-    </w:p>
-    <w:p>
-      <w:r>
-        <w:t xml:space="preserve">         </w:t>
-      </w:r>
-      <w:r>
-        <w:t xml:space="preserve">     </w:t>
-      </w:r>
-      <w:r>
-        <w:t>_________</w:t>
-      </w:r>
-      <w:r>
-        <w:t>health_records.py</w:t>
-      </w:r>
-    </w:p>
-    <w:p>
-      <w:r>
-        <w:t xml:space="preserve">        </w:t>
-      </w:r>
-      <w:r>
-        <w:t xml:space="preserve">      </w:t>
-      </w:r>
-      <w:r>
-        <w:t>_________</w:t>
-      </w:r>
-      <w:r>
-        <w:t>lifestyle_preferences.py</w:t>
-      </w:r>
-    </w:p>
-    <w:p>
-      <w:r>
-        <w:t xml:space="preserve">         </w:t>
-      </w:r>
-      <w:r>
-        <w:t xml:space="preserve">    </w:t>
-      </w:r>
-      <w:r>
-        <w:t>_______</w:t>
-      </w:r>
-      <w:r>
-        <w:t>behavior_engagement.py</w:t>
-      </w:r>
-    </w:p>
-    <w:p>
-      <w:r>
-        <w:t xml:space="preserve">          </w:t>
-      </w:r>
-      <w:r>
-        <w:t xml:space="preserve">   </w:t>
-      </w:r>
-      <w:r>
-        <w:t>________</w:t>
-      </w:r>
-      <w:r>
-        <w:t>subscriptions.py</w:t>
-      </w:r>
-    </w:p>
-    <w:p>
-      <w:r>
-        <w:t xml:space="preserve">         </w:t>
-      </w:r>
-      <w:r>
-        <w:t xml:space="preserve">    </w:t>
-      </w:r>
-      <w:r>
-        <w:t>________</w:t>
-      </w:r>
-      <w:r>
-        <w:t>health_risk_scores.py</w:t>
-      </w:r>
-    </w:p>
-    <w:p>
-      <w:r>
-        <w:t xml:space="preserve">         </w:t>
-      </w:r>
-      <w:r>
-        <w:t xml:space="preserve">   </w:t>
-      </w:r>
-      <w:r>
-        <w:t>________</w:t>
-      </w:r>
-      <w:r>
-        <w:t>productivity_scores.py</w:t>
-      </w:r>
-    </w:p>
-    <w:p>
-      <w:r>
-        <w:t xml:space="preserve">│   </w:t>
-      </w:r>
-      <w:r>
-        <w:rPr>
-          <w:rFonts w:ascii="MS Gothic" w:eastAsia="MS Gothic" w:hAnsi="MS Gothic" w:cs="MS Gothic" w:hint="eastAsia"/>
-        </w:rPr>
-        <w:t>├</w:t>
-      </w:r>
-      <w:r>
-        <w:rPr>
-          <w:rFonts w:ascii="Aptos" w:hAnsi="Aptos" w:cs="Aptos"/>
-        </w:rPr>
-        <w:t>──</w:t>
-      </w:r>
-      <w:r>
         <w:t xml:space="preserve"> services/</w:t>
       </w:r>
     </w:p>
@@ -1064,8 +1153,9 @@
       <w:pPr>
         <w:pStyle w:val="Heading2"/>
       </w:pPr>
-      <w:bookmarkStart w:id="7" w:name="_Toc222355893"/>
-      <w:r>
+      <w:bookmarkStart w:id="7" w:name="_Toc222489804"/>
+      <w:r>
+        <w:lastRenderedPageBreak/>
         <w:t>Requirement.txt</w:t>
       </w:r>
       <w:bookmarkEnd w:id="7"/>
@@ -1074,14 +1164,9 @@
       <w:pPr>
         <w:pStyle w:val="Heading2"/>
       </w:pPr>
-      <w:bookmarkStart w:id="8" w:name="_Toc222355894"/>
-      <w:proofErr w:type="gramStart"/>
-      <w:r>
-        <w:t>2.3  INFORMATION</w:t>
-      </w:r>
-      <w:proofErr w:type="gramEnd"/>
-      <w:r>
-        <w:t xml:space="preserve"> WILL BE STORED IN SQL ALL THE FILES IN APP/MODELS CONTAINS THESE INFORMATION</w:t>
+      <w:bookmarkStart w:id="8" w:name="_Toc222489805"/>
+      <w:r>
+        <w:t>2.3  INFORMATION WILL BE STORED IN SQL ALL THE FILES IN APP/MODELS CONTAINS THESE INFORMATION</w:t>
       </w:r>
       <w:bookmarkEnd w:id="8"/>
     </w:p>
@@ -1212,11 +1297,9 @@
             <w:pPr>
               <w:spacing w:after="160" w:line="278" w:lineRule="auto"/>
             </w:pPr>
-            <w:proofErr w:type="spellStart"/>
             <w:r>
               <w:t>user_id</w:t>
             </w:r>
-            <w:proofErr w:type="spellEnd"/>
           </w:p>
         </w:tc>
         <w:tc>
@@ -1302,11 +1385,9 @@
             <w:pPr>
               <w:spacing w:after="160" w:line="278" w:lineRule="auto"/>
             </w:pPr>
-            <w:proofErr w:type="spellStart"/>
             <w:r>
               <w:t>hashed_password</w:t>
             </w:r>
-            <w:proofErr w:type="spellEnd"/>
           </w:p>
         </w:tc>
         <w:tc>
@@ -1348,27 +1429,23 @@
             <w:pPr>
               <w:spacing w:after="160" w:line="278" w:lineRule="auto"/>
             </w:pPr>
-            <w:proofErr w:type="spellStart"/>
             <w:r>
               <w:t>created_at</w:t>
             </w:r>
-            <w:proofErr w:type="spellEnd"/>
-          </w:p>
-        </w:tc>
-        <w:tc>
-          <w:tcPr>
-            <w:tcW w:w="0" w:type="auto"/>
-            <w:hideMark/>
-          </w:tcPr>
-          <w:p>
-            <w:pPr>
-              <w:spacing w:after="160" w:line="278" w:lineRule="auto"/>
-            </w:pPr>
-            <w:proofErr w:type="spellStart"/>
+          </w:p>
+        </w:tc>
+        <w:tc>
+          <w:tcPr>
+            <w:tcW w:w="0" w:type="auto"/>
+            <w:hideMark/>
+          </w:tcPr>
+          <w:p>
+            <w:pPr>
+              <w:spacing w:after="160" w:line="278" w:lineRule="auto"/>
+            </w:pPr>
             <w:r>
               <w:t>DateTime</w:t>
             </w:r>
-            <w:proofErr w:type="spellEnd"/>
           </w:p>
         </w:tc>
         <w:tc>
@@ -1396,27 +1473,23 @@
             <w:pPr>
               <w:spacing w:after="160" w:line="278" w:lineRule="auto"/>
             </w:pPr>
-            <w:proofErr w:type="spellStart"/>
             <w:r>
               <w:t>last_login</w:t>
             </w:r>
-            <w:proofErr w:type="spellEnd"/>
-          </w:p>
-        </w:tc>
-        <w:tc>
-          <w:tcPr>
-            <w:tcW w:w="0" w:type="auto"/>
-            <w:hideMark/>
-          </w:tcPr>
-          <w:p>
-            <w:pPr>
-              <w:spacing w:after="160" w:line="278" w:lineRule="auto"/>
-            </w:pPr>
-            <w:proofErr w:type="spellStart"/>
+          </w:p>
+        </w:tc>
+        <w:tc>
+          <w:tcPr>
+            <w:tcW w:w="0" w:type="auto"/>
+            <w:hideMark/>
+          </w:tcPr>
+          <w:p>
+            <w:pPr>
+              <w:spacing w:after="160" w:line="278" w:lineRule="auto"/>
+            </w:pPr>
             <w:r>
               <w:t>DateTime</w:t>
             </w:r>
-            <w:proofErr w:type="spellEnd"/>
           </w:p>
         </w:tc>
         <w:tc>
@@ -1438,7 +1511,7 @@
     <w:p>
       <w:r>
         <w:pict w14:anchorId="0332BCD3">
-          <v:rect id="_x0000_i1085" style="width:0;height:1.5pt" o:hralign="center" o:hrstd="t" o:hr="t" fillcolor="#a0a0a0" stroked="f"/>
+          <v:rect id="_x0000_i1025" style="width:0;height:1.5pt" o:hralign="center" o:hrstd="t" o:hr="t" fillcolor="#a0a0a0" stroked="f"/>
         </w:pict>
       </w:r>
     </w:p>
@@ -1569,11 +1642,9 @@
             <w:pPr>
               <w:spacing w:after="160" w:line="278" w:lineRule="auto"/>
             </w:pPr>
-            <w:proofErr w:type="spellStart"/>
             <w:r>
               <w:t>first_name</w:t>
             </w:r>
-            <w:proofErr w:type="spellEnd"/>
           </w:p>
         </w:tc>
         <w:tc>
@@ -1615,12 +1686,9 @@
             <w:pPr>
               <w:spacing w:after="160" w:line="278" w:lineRule="auto"/>
             </w:pPr>
-            <w:proofErr w:type="spellStart"/>
-            <w:r>
-              <w:lastRenderedPageBreak/>
+            <w:r>
               <w:t>last_name</w:t>
             </w:r>
-            <w:proofErr w:type="spellEnd"/>
           </w:p>
         </w:tc>
         <w:tc>
@@ -1662,11 +1730,9 @@
             <w:pPr>
               <w:spacing w:after="160" w:line="278" w:lineRule="auto"/>
             </w:pPr>
-            <w:proofErr w:type="spellStart"/>
             <w:r>
               <w:t>date_of_birth</w:t>
             </w:r>
-            <w:proofErr w:type="spellEnd"/>
           </w:p>
         </w:tc>
         <w:tc>
@@ -1796,11 +1862,9 @@
             <w:pPr>
               <w:spacing w:after="160" w:line="278" w:lineRule="auto"/>
             </w:pPr>
-            <w:proofErr w:type="spellStart"/>
             <w:r>
               <w:t>timezone</w:t>
             </w:r>
-            <w:proofErr w:type="spellEnd"/>
           </w:p>
         </w:tc>
         <w:tc>
@@ -1836,7 +1900,7 @@
     <w:p>
       <w:r>
         <w:pict w14:anchorId="4C82A47F">
-          <v:rect id="_x0000_i1086" style="width:0;height:1.5pt" o:hralign="center" o:hrstd="t" o:hr="t" fillcolor="#a0a0a0" stroked="f"/>
+          <v:rect id="_x0000_i1026" style="width:0;height:1.5pt" o:hralign="center" o:hrstd="t" o:hr="t" fillcolor="#a0a0a0" stroked="f"/>
         </w:pict>
       </w:r>
     </w:p>
@@ -1972,11 +2036,9 @@
             <w:pPr>
               <w:spacing w:after="160" w:line="278" w:lineRule="auto"/>
             </w:pPr>
-            <w:proofErr w:type="spellStart"/>
             <w:r>
               <w:t>current_weight</w:t>
             </w:r>
-            <w:proofErr w:type="spellEnd"/>
           </w:p>
         </w:tc>
         <w:tc>
@@ -2018,11 +2080,9 @@
             <w:pPr>
               <w:spacing w:after="160" w:line="278" w:lineRule="auto"/>
             </w:pPr>
-            <w:proofErr w:type="spellStart"/>
             <w:r>
               <w:t>height_cm</w:t>
             </w:r>
-            <w:proofErr w:type="spellEnd"/>
           </w:p>
         </w:tc>
         <w:tc>
@@ -2064,11 +2124,9 @@
             <w:pPr>
               <w:spacing w:after="160" w:line="278" w:lineRule="auto"/>
             </w:pPr>
-            <w:proofErr w:type="spellStart"/>
             <w:r>
               <w:t>body_fat_percent</w:t>
             </w:r>
-            <w:proofErr w:type="spellEnd"/>
           </w:p>
         </w:tc>
         <w:tc>
@@ -2110,11 +2168,9 @@
             <w:pPr>
               <w:spacing w:after="160" w:line="278" w:lineRule="auto"/>
             </w:pPr>
-            <w:proofErr w:type="spellStart"/>
             <w:r>
               <w:t>waist_cm</w:t>
             </w:r>
-            <w:proofErr w:type="spellEnd"/>
           </w:p>
         </w:tc>
         <w:tc>
@@ -2156,11 +2212,10 @@
             <w:pPr>
               <w:spacing w:after="160" w:line="278" w:lineRule="auto"/>
             </w:pPr>
-            <w:proofErr w:type="spellStart"/>
-            <w:r>
+            <w:r>
+              <w:lastRenderedPageBreak/>
               <w:t>hip_cm</w:t>
             </w:r>
-            <w:proofErr w:type="spellEnd"/>
           </w:p>
         </w:tc>
         <w:tc>
@@ -2202,11 +2257,9 @@
             <w:pPr>
               <w:spacing w:after="160" w:line="278" w:lineRule="auto"/>
             </w:pPr>
-            <w:proofErr w:type="spellStart"/>
             <w:r>
               <w:t>neck_cm</w:t>
             </w:r>
-            <w:proofErr w:type="spellEnd"/>
           </w:p>
         </w:tc>
         <w:tc>
@@ -2248,11 +2301,9 @@
             <w:pPr>
               <w:spacing w:after="160" w:line="278" w:lineRule="auto"/>
             </w:pPr>
-            <w:proofErr w:type="spellStart"/>
             <w:r>
               <w:t>activity_level</w:t>
             </w:r>
-            <w:proofErr w:type="spellEnd"/>
           </w:p>
         </w:tc>
         <w:tc>
@@ -2288,7 +2339,7 @@
     <w:p>
       <w:r>
         <w:pict w14:anchorId="4AED7EAB">
-          <v:rect id="_x0000_i1087" style="width:0;height:1.5pt" o:hralign="center" o:hrstd="t" o:hr="t" fillcolor="#a0a0a0" stroked="f"/>
+          <v:rect id="_x0000_i1027" style="width:0;height:1.5pt" o:hralign="center" o:hrstd="t" o:hr="t" fillcolor="#a0a0a0" stroked="f"/>
         </w:pict>
       </w:r>
     </w:p>
@@ -2419,11 +2470,9 @@
             <w:pPr>
               <w:spacing w:after="160" w:line="278" w:lineRule="auto"/>
             </w:pPr>
-            <w:proofErr w:type="spellStart"/>
             <w:r>
               <w:t>goal_type</w:t>
             </w:r>
-            <w:proofErr w:type="spellEnd"/>
           </w:p>
         </w:tc>
         <w:tc>
@@ -2465,11 +2514,9 @@
             <w:pPr>
               <w:spacing w:after="160" w:line="278" w:lineRule="auto"/>
             </w:pPr>
-            <w:proofErr w:type="spellStart"/>
             <w:r>
               <w:t>goal_weight</w:t>
             </w:r>
-            <w:proofErr w:type="spellEnd"/>
           </w:p>
         </w:tc>
         <w:tc>
@@ -2511,11 +2558,9 @@
             <w:pPr>
               <w:spacing w:after="160" w:line="278" w:lineRule="auto"/>
             </w:pPr>
-            <w:proofErr w:type="spellStart"/>
             <w:r>
               <w:t>target_date</w:t>
             </w:r>
-            <w:proofErr w:type="spellEnd"/>
           </w:p>
         </w:tc>
         <w:tc>
@@ -2557,11 +2602,9 @@
             <w:pPr>
               <w:spacing w:after="160" w:line="278" w:lineRule="auto"/>
             </w:pPr>
-            <w:proofErr w:type="spellStart"/>
             <w:r>
               <w:t>calorie_target</w:t>
             </w:r>
-            <w:proofErr w:type="spellEnd"/>
           </w:p>
         </w:tc>
         <w:tc>
@@ -2603,11 +2646,9 @@
             <w:pPr>
               <w:spacing w:after="160" w:line="278" w:lineRule="auto"/>
             </w:pPr>
-            <w:proofErr w:type="spellStart"/>
             <w:r>
               <w:t>macro_ratio</w:t>
             </w:r>
-            <w:proofErr w:type="spellEnd"/>
           </w:p>
         </w:tc>
         <w:tc>
@@ -2643,7 +2684,7 @@
     <w:p>
       <w:r>
         <w:pict w14:anchorId="1421517F">
-          <v:rect id="_x0000_i1088" style="width:0;height:1.5pt" o:hralign="center" o:hrstd="t" o:hr="t" fillcolor="#a0a0a0" stroked="f"/>
+          <v:rect id="_x0000_i1028" style="width:0;height:1.5pt" o:hralign="center" o:hrstd="t" o:hr="t" fillcolor="#a0a0a0" stroked="f"/>
         </w:pict>
       </w:r>
     </w:p>
@@ -2774,12 +2815,9 @@
             <w:pPr>
               <w:spacing w:after="160" w:line="278" w:lineRule="auto"/>
             </w:pPr>
-            <w:proofErr w:type="spellStart"/>
-            <w:r>
-              <w:lastRenderedPageBreak/>
+            <w:r>
               <w:t>sleep_preference</w:t>
             </w:r>
-            <w:proofErr w:type="spellEnd"/>
           </w:p>
         </w:tc>
         <w:tc>
@@ -2821,11 +2859,9 @@
             <w:pPr>
               <w:spacing w:after="160" w:line="278" w:lineRule="auto"/>
             </w:pPr>
-            <w:proofErr w:type="spellStart"/>
             <w:r>
               <w:t>work_start</w:t>
             </w:r>
-            <w:proofErr w:type="spellEnd"/>
           </w:p>
         </w:tc>
         <w:tc>
@@ -2851,13 +2887,8 @@
             <w:pPr>
               <w:spacing w:after="160" w:line="278" w:lineRule="auto"/>
             </w:pPr>
-            <w:proofErr w:type="spellStart"/>
-            <w:r>
-              <w:t>Behavior</w:t>
-            </w:r>
-            <w:proofErr w:type="spellEnd"/>
-            <w:r>
-              <w:t xml:space="preserve"> pattern</w:t>
+            <w:r>
+              <w:t>Behavior pattern</w:t>
             </w:r>
           </w:p>
         </w:tc>
@@ -2872,11 +2903,9 @@
             <w:pPr>
               <w:spacing w:after="160" w:line="278" w:lineRule="auto"/>
             </w:pPr>
-            <w:proofErr w:type="spellStart"/>
             <w:r>
               <w:t>work_end</w:t>
             </w:r>
-            <w:proofErr w:type="spellEnd"/>
           </w:p>
         </w:tc>
         <w:tc>
@@ -2918,11 +2947,9 @@
             <w:pPr>
               <w:spacing w:after="160" w:line="278" w:lineRule="auto"/>
             </w:pPr>
-            <w:proofErr w:type="spellStart"/>
             <w:r>
               <w:t>preferred_workout_time</w:t>
             </w:r>
-            <w:proofErr w:type="spellEnd"/>
           </w:p>
         </w:tc>
         <w:tc>
@@ -2964,11 +2991,9 @@
             <w:pPr>
               <w:spacing w:after="160" w:line="278" w:lineRule="auto"/>
             </w:pPr>
-            <w:proofErr w:type="spellStart"/>
             <w:r>
               <w:t>water_goal_liters</w:t>
             </w:r>
-            <w:proofErr w:type="spellEnd"/>
           </w:p>
         </w:tc>
         <w:tc>
@@ -3010,11 +3035,9 @@
             <w:pPr>
               <w:spacing w:after="160" w:line="278" w:lineRule="auto"/>
             </w:pPr>
-            <w:proofErr w:type="spellStart"/>
             <w:r>
               <w:t>diet_preference</w:t>
             </w:r>
-            <w:proofErr w:type="spellEnd"/>
           </w:p>
         </w:tc>
         <w:tc>
@@ -3056,11 +3079,9 @@
             <w:pPr>
               <w:spacing w:after="160" w:line="278" w:lineRule="auto"/>
             </w:pPr>
-            <w:proofErr w:type="spellStart"/>
             <w:r>
               <w:t>any_food_allergies</w:t>
             </w:r>
-            <w:proofErr w:type="spellEnd"/>
           </w:p>
         </w:tc>
         <w:tc>
@@ -3096,7 +3117,7 @@
     <w:p>
       <w:r>
         <w:pict w14:anchorId="5D4033C6">
-          <v:rect id="_x0000_i1089" style="width:0;height:1.5pt" o:hralign="center" o:hrstd="t" o:hr="t" fillcolor="#a0a0a0" stroked="f"/>
+          <v:rect id="_x0000_i1029" style="width:0;height:1.5pt" o:hralign="center" o:hrstd="t" o:hr="t" fillcolor="#a0a0a0" stroked="f"/>
         </w:pict>
       </w:r>
     </w:p>
@@ -3227,11 +3248,9 @@
             <w:pPr>
               <w:spacing w:after="160" w:line="278" w:lineRule="auto"/>
             </w:pPr>
-            <w:proofErr w:type="spellStart"/>
             <w:r>
               <w:t>has_diabetes</w:t>
             </w:r>
-            <w:proofErr w:type="spellEnd"/>
           </w:p>
         </w:tc>
         <w:tc>
@@ -3273,11 +3292,9 @@
             <w:pPr>
               <w:spacing w:after="160" w:line="278" w:lineRule="auto"/>
             </w:pPr>
-            <w:proofErr w:type="spellStart"/>
             <w:r>
               <w:t>has_bp</w:t>
             </w:r>
-            <w:proofErr w:type="spellEnd"/>
           </w:p>
         </w:tc>
         <w:tc>
@@ -3319,11 +3336,9 @@
             <w:pPr>
               <w:spacing w:after="160" w:line="278" w:lineRule="auto"/>
             </w:pPr>
-            <w:proofErr w:type="spellStart"/>
             <w:r>
               <w:t>has_heart_conditions</w:t>
             </w:r>
-            <w:proofErr w:type="spellEnd"/>
           </w:p>
         </w:tc>
         <w:tc>
@@ -3365,11 +3380,10 @@
             <w:pPr>
               <w:spacing w:after="160" w:line="278" w:lineRule="auto"/>
             </w:pPr>
-            <w:proofErr w:type="spellStart"/>
-            <w:r>
+            <w:r>
+              <w:lastRenderedPageBreak/>
               <w:t>is_pregnant</w:t>
             </w:r>
-            <w:proofErr w:type="spellEnd"/>
           </w:p>
         </w:tc>
         <w:tc>
@@ -3499,11 +3513,9 @@
             <w:pPr>
               <w:spacing w:after="160" w:line="278" w:lineRule="auto"/>
             </w:pPr>
-            <w:proofErr w:type="spellStart"/>
             <w:r>
               <w:t>resting_heart_rate</w:t>
             </w:r>
-            <w:proofErr w:type="spellEnd"/>
           </w:p>
         </w:tc>
         <w:tc>
@@ -3539,7 +3551,7 @@
     <w:p>
       <w:r>
         <w:pict w14:anchorId="030F2D71">
-          <v:rect id="_x0000_i1090" style="width:0;height:1.5pt" o:hralign="center" o:hrstd="t" o:hr="t" fillcolor="#a0a0a0" stroked="f"/>
+          <v:rect id="_x0000_i1030" style="width:0;height:1.5pt" o:hralign="center" o:hrstd="t" o:hr="t" fillcolor="#a0a0a0" stroked="f"/>
         </w:pict>
       </w:r>
     </w:p>
@@ -3675,11 +3687,9 @@
             <w:pPr>
               <w:spacing w:after="160" w:line="278" w:lineRule="auto"/>
             </w:pPr>
-            <w:proofErr w:type="spellStart"/>
             <w:r>
               <w:t>wearable_type</w:t>
             </w:r>
-            <w:proofErr w:type="spellEnd"/>
           </w:p>
         </w:tc>
         <w:tc>
@@ -3721,11 +3731,9 @@
             <w:pPr>
               <w:spacing w:after="160" w:line="278" w:lineRule="auto"/>
             </w:pPr>
-            <w:proofErr w:type="spellStart"/>
             <w:r>
               <w:t>wearable_id</w:t>
             </w:r>
-            <w:proofErr w:type="spellEnd"/>
           </w:p>
         </w:tc>
         <w:tc>
@@ -3767,11 +3775,9 @@
             <w:pPr>
               <w:spacing w:after="160" w:line="278" w:lineRule="auto"/>
             </w:pPr>
-            <w:proofErr w:type="spellStart"/>
             <w:r>
               <w:t>wearable_sync_enabled</w:t>
             </w:r>
-            <w:proofErr w:type="spellEnd"/>
           </w:p>
         </w:tc>
         <w:tc>
@@ -3807,7 +3813,7 @@
     <w:p>
       <w:r>
         <w:pict w14:anchorId="784EFAD9">
-          <v:rect id="_x0000_i1091" style="width:0;height:1.5pt" o:hralign="center" o:hrstd="t" o:hr="t" fillcolor="#a0a0a0" stroked="f"/>
+          <v:rect id="_x0000_i1031" style="width:0;height:1.5pt" o:hralign="center" o:hrstd="t" o:hr="t" fillcolor="#a0a0a0" stroked="f"/>
         </w:pict>
       </w:r>
     </w:p>
@@ -3846,23 +3852,7 @@
           <w:b/>
           <w:bCs/>
         </w:rPr>
-        <w:t xml:space="preserve"> </w:t>
-      </w:r>
-      <w:proofErr w:type="spellStart"/>
-      <w:r>
-        <w:rPr>
-          <w:b/>
-          <w:bCs/>
-        </w:rPr>
-        <w:t>Behavior</w:t>
-      </w:r>
-      <w:proofErr w:type="spellEnd"/>
-      <w:r>
-        <w:rPr>
-          <w:b/>
-          <w:bCs/>
-        </w:rPr>
-        <w:t xml:space="preserve"> &amp; Engagement</w:t>
+        <w:t xml:space="preserve"> Behavior &amp; Engagement</w:t>
       </w:r>
     </w:p>
     <w:p>
@@ -3900,7 +3890,6 @@
                 <w:b/>
                 <w:bCs/>
               </w:rPr>
-              <w:lastRenderedPageBreak/>
               <w:t>Field</w:t>
             </w:r>
           </w:p>
@@ -3960,11 +3949,9 @@
             <w:pPr>
               <w:spacing w:after="160" w:line="278" w:lineRule="auto"/>
             </w:pPr>
-            <w:proofErr w:type="spellStart"/>
             <w:r>
               <w:t>onboarding_score</w:t>
             </w:r>
-            <w:proofErr w:type="spellEnd"/>
           </w:p>
         </w:tc>
         <w:tc>
@@ -4006,11 +3993,9 @@
             <w:pPr>
               <w:spacing w:after="160" w:line="278" w:lineRule="auto"/>
             </w:pPr>
-            <w:proofErr w:type="spellStart"/>
             <w:r>
               <w:t>consistency_score</w:t>
             </w:r>
-            <w:proofErr w:type="spellEnd"/>
           </w:p>
         </w:tc>
         <w:tc>
@@ -4052,11 +4037,9 @@
             <w:pPr>
               <w:spacing w:after="160" w:line="278" w:lineRule="auto"/>
             </w:pPr>
-            <w:proofErr w:type="spellStart"/>
             <w:r>
               <w:t>last_active_date</w:t>
             </w:r>
-            <w:proofErr w:type="spellEnd"/>
           </w:p>
         </w:tc>
         <w:tc>
@@ -4098,11 +4081,9 @@
             <w:pPr>
               <w:spacing w:after="160" w:line="278" w:lineRule="auto"/>
             </w:pPr>
-            <w:proofErr w:type="spellStart"/>
             <w:r>
               <w:t>app_open_frequency</w:t>
             </w:r>
-            <w:proofErr w:type="spellEnd"/>
           </w:p>
         </w:tc>
         <w:tc>
@@ -4128,13 +4109,8 @@
             <w:pPr>
               <w:spacing w:after="160" w:line="278" w:lineRule="auto"/>
             </w:pPr>
-            <w:proofErr w:type="spellStart"/>
-            <w:r>
-              <w:t>Behavior</w:t>
-            </w:r>
-            <w:proofErr w:type="spellEnd"/>
-            <w:r>
-              <w:t xml:space="preserve"> pattern</w:t>
+            <w:r>
+              <w:t>Behavior pattern</w:t>
             </w:r>
           </w:p>
         </w:tc>
@@ -4149,11 +4125,9 @@
             <w:pPr>
               <w:spacing w:after="160" w:line="278" w:lineRule="auto"/>
             </w:pPr>
-            <w:proofErr w:type="spellStart"/>
             <w:r>
               <w:t>weekly_completion_rate</w:t>
             </w:r>
-            <w:proofErr w:type="spellEnd"/>
           </w:p>
         </w:tc>
         <w:tc>
@@ -4189,7 +4163,7 @@
     <w:p>
       <w:r>
         <w:pict w14:anchorId="08FA5CE3">
-          <v:rect id="_x0000_i1092" style="width:0;height:1.5pt" o:hralign="center" o:hrstd="t" o:hr="t" fillcolor="#a0a0a0" stroked="f"/>
+          <v:rect id="_x0000_i1032" style="width:0;height:1.5pt" o:hralign="center" o:hrstd="t" o:hr="t" fillcolor="#a0a0a0" stroked="f"/>
         </w:pict>
       </w:r>
     </w:p>
@@ -4320,11 +4294,9 @@
             <w:pPr>
               <w:spacing w:after="160" w:line="278" w:lineRule="auto"/>
             </w:pPr>
-            <w:proofErr w:type="spellStart"/>
             <w:r>
               <w:t>subscription_tier</w:t>
             </w:r>
-            <w:proofErr w:type="spellEnd"/>
           </w:p>
         </w:tc>
         <w:tc>
@@ -4366,27 +4338,23 @@
             <w:pPr>
               <w:spacing w:after="160" w:line="278" w:lineRule="auto"/>
             </w:pPr>
-            <w:proofErr w:type="spellStart"/>
             <w:r>
               <w:t>subscription_start</w:t>
             </w:r>
-            <w:proofErr w:type="spellEnd"/>
-          </w:p>
-        </w:tc>
-        <w:tc>
-          <w:tcPr>
-            <w:tcW w:w="0" w:type="auto"/>
-            <w:hideMark/>
-          </w:tcPr>
-          <w:p>
-            <w:pPr>
-              <w:spacing w:after="160" w:line="278" w:lineRule="auto"/>
-            </w:pPr>
-            <w:proofErr w:type="spellStart"/>
+          </w:p>
+        </w:tc>
+        <w:tc>
+          <w:tcPr>
+            <w:tcW w:w="0" w:type="auto"/>
+            <w:hideMark/>
+          </w:tcPr>
+          <w:p>
+            <w:pPr>
+              <w:spacing w:after="160" w:line="278" w:lineRule="auto"/>
+            </w:pPr>
             <w:r>
               <w:t>DateTime</w:t>
             </w:r>
-            <w:proofErr w:type="spellEnd"/>
           </w:p>
         </w:tc>
         <w:tc>
@@ -4414,27 +4382,23 @@
             <w:pPr>
               <w:spacing w:after="160" w:line="278" w:lineRule="auto"/>
             </w:pPr>
-            <w:proofErr w:type="spellStart"/>
             <w:r>
               <w:t>subscription_end</w:t>
             </w:r>
-            <w:proofErr w:type="spellEnd"/>
-          </w:p>
-        </w:tc>
-        <w:tc>
-          <w:tcPr>
-            <w:tcW w:w="0" w:type="auto"/>
-            <w:hideMark/>
-          </w:tcPr>
-          <w:p>
-            <w:pPr>
-              <w:spacing w:after="160" w:line="278" w:lineRule="auto"/>
-            </w:pPr>
-            <w:proofErr w:type="spellStart"/>
+          </w:p>
+        </w:tc>
+        <w:tc>
+          <w:tcPr>
+            <w:tcW w:w="0" w:type="auto"/>
+            <w:hideMark/>
+          </w:tcPr>
+          <w:p>
+            <w:pPr>
+              <w:spacing w:after="160" w:line="278" w:lineRule="auto"/>
+            </w:pPr>
             <w:r>
               <w:t>DateTime</w:t>
             </w:r>
-            <w:proofErr w:type="spellEnd"/>
           </w:p>
         </w:tc>
         <w:tc>
@@ -4462,11 +4426,9 @@
             <w:pPr>
               <w:spacing w:after="160" w:line="278" w:lineRule="auto"/>
             </w:pPr>
-            <w:proofErr w:type="spellStart"/>
             <w:r>
               <w:t>has_auto_renew</w:t>
             </w:r>
-            <w:proofErr w:type="spellEnd"/>
           </w:p>
         </w:tc>
         <w:tc>
@@ -4501,8 +4463,9 @@
     </w:tbl>
     <w:p>
       <w:r>
+        <w:lastRenderedPageBreak/>
         <w:pict w14:anchorId="07CA12DC">
-          <v:rect id="_x0000_i1093" style="width:0;height:1.5pt" o:hralign="center" o:hrstd="t" o:hr="t" fillcolor="#a0a0a0" stroked="f"/>
+          <v:rect id="_x0000_i1033" style="width:0;height:1.5pt" o:hralign="center" o:hrstd="t" o:hr="t" fillcolor="#a0a0a0" stroked="f"/>
         </w:pict>
       </w:r>
     </w:p>
@@ -4633,11 +4596,9 @@
             <w:pPr>
               <w:spacing w:after="160" w:line="278" w:lineRule="auto"/>
             </w:pPr>
-            <w:proofErr w:type="spellStart"/>
             <w:r>
               <w:t>is_email_verified</w:t>
             </w:r>
-            <w:proofErr w:type="spellEnd"/>
           </w:p>
         </w:tc>
         <w:tc>
@@ -4679,11 +4640,9 @@
             <w:pPr>
               <w:spacing w:after="160" w:line="278" w:lineRule="auto"/>
             </w:pPr>
-            <w:proofErr w:type="spellStart"/>
             <w:r>
               <w:t>is_active</w:t>
             </w:r>
-            <w:proofErr w:type="spellEnd"/>
           </w:p>
         </w:tc>
         <w:tc>
@@ -4725,11 +4684,9 @@
             <w:pPr>
               <w:spacing w:after="160" w:line="278" w:lineRule="auto"/>
             </w:pPr>
-            <w:proofErr w:type="spellStart"/>
             <w:r>
               <w:t>notification_opt_in</w:t>
             </w:r>
-            <w:proofErr w:type="spellEnd"/>
           </w:p>
         </w:tc>
         <w:tc>
@@ -4765,7 +4722,7 @@
     <w:p>
       <w:r>
         <w:pict w14:anchorId="6E4243B5">
-          <v:rect id="_x0000_i1094" style="width:0;height:1.5pt" o:hralign="center" o:hrstd="t" o:hr="t" fillcolor="#a0a0a0" stroked="f"/>
+          <v:rect id="_x0000_i1034" style="width:0;height:1.5pt" o:hralign="center" o:hrstd="t" o:hr="t" fillcolor="#a0a0a0" stroked="f"/>
         </w:pict>
       </w:r>
     </w:p>
@@ -4829,15 +4786,7 @@
         <w:t>✔</w:t>
       </w:r>
       <w:r>
-        <w:t xml:space="preserve"> </w:t>
-      </w:r>
-      <w:proofErr w:type="spellStart"/>
-      <w:r>
-        <w:t>Behavior</w:t>
-      </w:r>
-      <w:proofErr w:type="spellEnd"/>
-      <w:r>
-        <w:t xml:space="preserve"> prediction</w:t>
+        <w:t xml:space="preserve"> Behavior prediction</w:t>
       </w:r>
       <w:r>
         <w:br/>
@@ -4864,11 +4813,9 @@
           <w:numId w:val="3"/>
         </w:numPr>
       </w:pPr>
-      <w:proofErr w:type="spellStart"/>
       <w:r>
         <w:t>body_progress_histories</w:t>
       </w:r>
-      <w:proofErr w:type="spellEnd"/>
     </w:p>
     <w:p>
       <w:pPr>
@@ -4877,12 +4824,9 @@
           <w:numId w:val="3"/>
         </w:numPr>
       </w:pPr>
-      <w:proofErr w:type="spellStart"/>
-      <w:r>
-        <w:lastRenderedPageBreak/>
+      <w:r>
         <w:t>sleep_logs</w:t>
       </w:r>
-      <w:proofErr w:type="spellEnd"/>
     </w:p>
     <w:p>
       <w:pPr>
@@ -4891,11 +4835,9 @@
           <w:numId w:val="3"/>
         </w:numPr>
       </w:pPr>
-      <w:proofErr w:type="spellStart"/>
       <w:r>
         <w:t>food_logs</w:t>
       </w:r>
-      <w:proofErr w:type="spellEnd"/>
     </w:p>
     <w:p>
       <w:pPr>
@@ -4904,11 +4846,9 @@
           <w:numId w:val="3"/>
         </w:numPr>
       </w:pPr>
-      <w:proofErr w:type="spellStart"/>
       <w:r>
         <w:t>workout_logs</w:t>
       </w:r>
-      <w:proofErr w:type="spellEnd"/>
     </w:p>
     <w:p>
       <w:pPr>
@@ -4917,11 +4857,9 @@
           <w:numId w:val="3"/>
         </w:numPr>
       </w:pPr>
-      <w:proofErr w:type="spellStart"/>
       <w:r>
         <w:t>behavior_patterns</w:t>
       </w:r>
-      <w:proofErr w:type="spellEnd"/>
     </w:p>
     <w:p>
       <w:pPr>
@@ -4930,11 +4868,9 @@
           <w:numId w:val="3"/>
         </w:numPr>
       </w:pPr>
-      <w:proofErr w:type="spellStart"/>
       <w:r>
         <w:t>health_risk_scores</w:t>
       </w:r>
-      <w:proofErr w:type="spellEnd"/>
     </w:p>
     <w:p>
       <w:pPr>
@@ -4943,13 +4879,78 @@
           <w:numId w:val="3"/>
         </w:numPr>
       </w:pPr>
-      <w:proofErr w:type="spellStart"/>
       <w:r>
         <w:t>productivity_scores</w:t>
       </w:r>
-      <w:proofErr w:type="spellEnd"/>
     </w:p>
     <w:p/>
+    <w:p>
+      <w:pPr>
+        <w:rPr>
+          <w:b/>
+          <w:bCs/>
+        </w:rPr>
+      </w:pPr>
+      <w:r>
+        <w:t xml:space="preserve">For direct integration of smart watch </w:t>
+      </w:r>
+      <w:r>
+        <w:rPr>
+          <w:b/>
+          <w:bCs/>
+        </w:rPr>
+        <w:t>Phase 2 (After Funding / Scale)</w:t>
+      </w:r>
+    </w:p>
+    <w:p>
+      <w:r>
+        <w:t>Add:</w:t>
+      </w:r>
+    </w:p>
+    <w:p>
+      <w:pPr>
+        <w:numPr>
+          <w:ilvl w:val="0"/>
+          <w:numId w:val="4"/>
+        </w:numPr>
+      </w:pPr>
+      <w:r>
+        <w:t>OAuth 2.0 for Fitbit</w:t>
+      </w:r>
+    </w:p>
+    <w:p>
+      <w:pPr>
+        <w:numPr>
+          <w:ilvl w:val="0"/>
+          <w:numId w:val="4"/>
+        </w:numPr>
+      </w:pPr>
+      <w:r>
+        <w:t>OAuth 2.0 for Garmin</w:t>
+      </w:r>
+    </w:p>
+    <w:p>
+      <w:pPr>
+        <w:numPr>
+          <w:ilvl w:val="0"/>
+          <w:numId w:val="4"/>
+        </w:numPr>
+      </w:pPr>
+      <w:r>
+        <w:t>Refresh tokens</w:t>
+      </w:r>
+    </w:p>
+    <w:p>
+      <w:pPr>
+        <w:numPr>
+          <w:ilvl w:val="0"/>
+          <w:numId w:val="4"/>
+        </w:numPr>
+      </w:pPr>
+      <w:r>
+        <w:t>Background sync jobs</w:t>
+      </w:r>
+    </w:p>
     <w:p/>
     <w:sectPr>
       <w:pgSz w:w="11906" w:h="16838"/>
@@ -5113,6 +5114,155 @@
     </w:lvl>
   </w:abstractNum>
   <w:abstractNum w:abstractNumId="1" w15:restartNumberingAfterBreak="0">
+    <w:nsid w:val="29960C2C"/>
+    <w:multiLevelType w:val="multilevel"/>
+    <w:tmpl w:val="3FEA5EA0"/>
+    <w:lvl w:ilvl="0">
+      <w:start w:val="1"/>
+      <w:numFmt w:val="bullet"/>
+      <w:lvlText w:val=""/>
+      <w:lvlJc w:val="left"/>
+      <w:pPr>
+        <w:tabs>
+          <w:tab w:val="num" w:pos="720"/>
+        </w:tabs>
+        <w:ind w:left="720" w:hanging="360"/>
+      </w:pPr>
+      <w:rPr>
+        <w:rFonts w:ascii="Symbol" w:hAnsi="Symbol" w:hint="default"/>
+        <w:sz w:val="20"/>
+      </w:rPr>
+    </w:lvl>
+    <w:lvl w:ilvl="1" w:tentative="1">
+      <w:start w:val="1"/>
+      <w:numFmt w:val="bullet"/>
+      <w:lvlText w:val="o"/>
+      <w:lvlJc w:val="left"/>
+      <w:pPr>
+        <w:tabs>
+          <w:tab w:val="num" w:pos="1440"/>
+        </w:tabs>
+        <w:ind w:left="1440" w:hanging="360"/>
+      </w:pPr>
+      <w:rPr>
+        <w:rFonts w:ascii="Courier New" w:hAnsi="Courier New" w:hint="default"/>
+        <w:sz w:val="20"/>
+      </w:rPr>
+    </w:lvl>
+    <w:lvl w:ilvl="2" w:tentative="1">
+      <w:start w:val="1"/>
+      <w:numFmt w:val="bullet"/>
+      <w:lvlText w:val=""/>
+      <w:lvlJc w:val="left"/>
+      <w:pPr>
+        <w:tabs>
+          <w:tab w:val="num" w:pos="2160"/>
+        </w:tabs>
+        <w:ind w:left="2160" w:hanging="360"/>
+      </w:pPr>
+      <w:rPr>
+        <w:rFonts w:ascii="Wingdings" w:hAnsi="Wingdings" w:hint="default"/>
+        <w:sz w:val="20"/>
+      </w:rPr>
+    </w:lvl>
+    <w:lvl w:ilvl="3" w:tentative="1">
+      <w:start w:val="1"/>
+      <w:numFmt w:val="bullet"/>
+      <w:lvlText w:val=""/>
+      <w:lvlJc w:val="left"/>
+      <w:pPr>
+        <w:tabs>
+          <w:tab w:val="num" w:pos="2880"/>
+        </w:tabs>
+        <w:ind w:left="2880" w:hanging="360"/>
+      </w:pPr>
+      <w:rPr>
+        <w:rFonts w:ascii="Wingdings" w:hAnsi="Wingdings" w:hint="default"/>
+        <w:sz w:val="20"/>
+      </w:rPr>
+    </w:lvl>
+    <w:lvl w:ilvl="4" w:tentative="1">
+      <w:start w:val="1"/>
+      <w:numFmt w:val="bullet"/>
+      <w:lvlText w:val=""/>
+      <w:lvlJc w:val="left"/>
+      <w:pPr>
+        <w:tabs>
+          <w:tab w:val="num" w:pos="3600"/>
+        </w:tabs>
+        <w:ind w:left="3600" w:hanging="360"/>
+      </w:pPr>
+      <w:rPr>
+        <w:rFonts w:ascii="Wingdings" w:hAnsi="Wingdings" w:hint="default"/>
+        <w:sz w:val="20"/>
+      </w:rPr>
+    </w:lvl>
+    <w:lvl w:ilvl="5" w:tentative="1">
+      <w:start w:val="1"/>
+      <w:numFmt w:val="bullet"/>
+      <w:lvlText w:val=""/>
+      <w:lvlJc w:val="left"/>
+      <w:pPr>
+        <w:tabs>
+          <w:tab w:val="num" w:pos="4320"/>
+        </w:tabs>
+        <w:ind w:left="4320" w:hanging="360"/>
+      </w:pPr>
+      <w:rPr>
+        <w:rFonts w:ascii="Wingdings" w:hAnsi="Wingdings" w:hint="default"/>
+        <w:sz w:val="20"/>
+      </w:rPr>
+    </w:lvl>
+    <w:lvl w:ilvl="6" w:tentative="1">
+      <w:start w:val="1"/>
+      <w:numFmt w:val="bullet"/>
+      <w:lvlText w:val=""/>
+      <w:lvlJc w:val="left"/>
+      <w:pPr>
+        <w:tabs>
+          <w:tab w:val="num" w:pos="5040"/>
+        </w:tabs>
+        <w:ind w:left="5040" w:hanging="360"/>
+      </w:pPr>
+      <w:rPr>
+        <w:rFonts w:ascii="Wingdings" w:hAnsi="Wingdings" w:hint="default"/>
+        <w:sz w:val="20"/>
+      </w:rPr>
+    </w:lvl>
+    <w:lvl w:ilvl="7" w:tentative="1">
+      <w:start w:val="1"/>
+      <w:numFmt w:val="bullet"/>
+      <w:lvlText w:val=""/>
+      <w:lvlJc w:val="left"/>
+      <w:pPr>
+        <w:tabs>
+          <w:tab w:val="num" w:pos="5760"/>
+        </w:tabs>
+        <w:ind w:left="5760" w:hanging="360"/>
+      </w:pPr>
+      <w:rPr>
+        <w:rFonts w:ascii="Wingdings" w:hAnsi="Wingdings" w:hint="default"/>
+        <w:sz w:val="20"/>
+      </w:rPr>
+    </w:lvl>
+    <w:lvl w:ilvl="8" w:tentative="1">
+      <w:start w:val="1"/>
+      <w:numFmt w:val="bullet"/>
+      <w:lvlText w:val=""/>
+      <w:lvlJc w:val="left"/>
+      <w:pPr>
+        <w:tabs>
+          <w:tab w:val="num" w:pos="6480"/>
+        </w:tabs>
+        <w:ind w:left="6480" w:hanging="360"/>
+      </w:pPr>
+      <w:rPr>
+        <w:rFonts w:ascii="Wingdings" w:hAnsi="Wingdings" w:hint="default"/>
+        <w:sz w:val="20"/>
+      </w:rPr>
+    </w:lvl>
+  </w:abstractNum>
+  <w:abstractNum w:abstractNumId="2" w15:restartNumberingAfterBreak="0">
     <w:nsid w:val="541C0C84"/>
     <w:multiLevelType w:val="hybridMultilevel"/>
     <w:tmpl w:val="F566FAE2"/>
@@ -5201,7 +5351,7 @@
       </w:pPr>
     </w:lvl>
   </w:abstractNum>
-  <w:abstractNum w:abstractNumId="2" w15:restartNumberingAfterBreak="0">
+  <w:abstractNum w:abstractNumId="3" w15:restartNumberingAfterBreak="0">
     <w:nsid w:val="5A3319D2"/>
     <w:multiLevelType w:val="multilevel"/>
     <w:tmpl w:val="4009001F"/>
@@ -5288,13 +5438,16 @@
     </w:lvl>
   </w:abstractNum>
   <w:num w:numId="1" w16cid:durableId="514199347">
-    <w:abstractNumId w:val="2"/>
+    <w:abstractNumId w:val="3"/>
   </w:num>
   <w:num w:numId="2" w16cid:durableId="2064865455">
-    <w:abstractNumId w:val="1"/>
+    <w:abstractNumId w:val="2"/>
   </w:num>
   <w:num w:numId="3" w16cid:durableId="863832605">
     <w:abstractNumId w:val="0"/>
+  </w:num>
+  <w:num w:numId="4" w16cid:durableId="1556505207">
+    <w:abstractNumId w:val="1"/>
   </w:num>
 </w:numbering>
 </file>
